--- a/bachelor-3/semester-1/web-programming/labs/lab7/lab7.docx
+++ b/bachelor-3/semester-1/web-programming/labs/lab7/lab7.docx
@@ -730,7 +730,6 @@
         </w:rPr>
         <w:t xml:space="preserve">Файл </w:t>
       </w:r>
-      <w:proofErr w:type="spellStart"/>
       <w:r>
         <w:rPr>
           <w:rFonts w:ascii="Times New Roman" w:hAnsi="Times New Roman" w:cs="Times New Roman"/>
@@ -740,9 +739,8 @@
           <w:szCs w:val="28"/>
           <w:lang w:val="en-US"/>
         </w:rPr>
-        <w:t>index.jsp</w:t>
-      </w:r>
-      <w:proofErr w:type="spellEnd"/>
+        <w:t>index</w:t>
+      </w:r>
       <w:r>
         <w:rPr>
           <w:rFonts w:ascii="Times New Roman" w:hAnsi="Times New Roman" w:cs="Times New Roman"/>
@@ -750,7 +748,27 @@
           <w:bCs/>
           <w:sz w:val="28"/>
           <w:szCs w:val="28"/>
+        </w:rPr>
+        <w:t>.</w:t>
+      </w:r>
+      <w:r>
+        <w:rPr>
+          <w:rFonts w:ascii="Times New Roman" w:hAnsi="Times New Roman" w:cs="Times New Roman"/>
+          <w:b/>
+          <w:bCs/>
+          <w:sz w:val="28"/>
+          <w:szCs w:val="28"/>
           <w:lang w:val="en-US"/>
+        </w:rPr>
+        <w:t>jsp</w:t>
+      </w:r>
+      <w:r>
+        <w:rPr>
+          <w:rFonts w:ascii="Times New Roman" w:hAnsi="Times New Roman" w:cs="Times New Roman"/>
+          <w:b/>
+          <w:bCs/>
+          <w:sz w:val="28"/>
+          <w:szCs w:val="28"/>
         </w:rPr>
         <w:t>.</w:t>
       </w:r>
@@ -1659,6 +1677,7 @@
           <w:bCs/>
           <w:sz w:val="28"/>
           <w:szCs w:val="28"/>
+          <w:lang w:val="en-RU"/>
         </w:rPr>
       </w:pPr>
       <w:r>
@@ -1668,30 +1687,9 @@
           <w:bCs/>
           <w:sz w:val="28"/>
           <w:szCs w:val="28"/>
-        </w:rPr>
-        <w:t>Файл</w:t>
-      </w:r>
-      <w:r>
-        <w:rPr>
-          <w:rFonts w:ascii="Times New Roman" w:hAnsi="Times New Roman" w:cs="Times New Roman"/>
-          <w:b/>
-          <w:bCs/>
-          <w:sz w:val="28"/>
-          <w:szCs w:val="28"/>
-          <w:lang w:val="en-US"/>
-        </w:rPr>
-        <w:t xml:space="preserve"> </w:t>
-      </w:r>
-      <w:r>
-        <w:rPr>
-          <w:rFonts w:ascii="Times New Roman" w:hAnsi="Times New Roman" w:cs="Times New Roman"/>
-          <w:b/>
-          <w:bCs/>
-          <w:sz w:val="28"/>
-          <w:szCs w:val="28"/>
-          <w:lang w:val="en-US"/>
-        </w:rPr>
-        <w:t>CookieServlet.java.</w:t>
+          <w:lang w:val="en-RU"/>
+        </w:rPr>
+        <w:t>Файл CookieServlet.java.</w:t>
       </w:r>
     </w:p>
     <w:p>
@@ -3274,6 +3272,7 @@
           <w:bCs/>
           <w:sz w:val="28"/>
           <w:szCs w:val="28"/>
+          <w:lang w:val="en-RU"/>
         </w:rPr>
       </w:pPr>
     </w:p>
@@ -3285,6 +3284,7 @@
           <w:bCs/>
           <w:sz w:val="28"/>
           <w:szCs w:val="28"/>
+          <w:lang w:val="en-RU"/>
         </w:rPr>
       </w:pPr>
       <w:r>
@@ -3294,30 +3294,9 @@
           <w:bCs/>
           <w:sz w:val="28"/>
           <w:szCs w:val="28"/>
-        </w:rPr>
-        <w:t>Файл</w:t>
-      </w:r>
-      <w:r>
-        <w:rPr>
-          <w:rFonts w:ascii="Times New Roman" w:hAnsi="Times New Roman" w:cs="Times New Roman"/>
-          <w:b/>
-          <w:bCs/>
-          <w:sz w:val="28"/>
-          <w:szCs w:val="28"/>
-          <w:lang w:val="en-US"/>
-        </w:rPr>
-        <w:t xml:space="preserve"> </w:t>
-      </w:r>
-      <w:r>
-        <w:rPr>
-          <w:rFonts w:ascii="Times New Roman" w:hAnsi="Times New Roman" w:cs="Times New Roman"/>
-          <w:b/>
-          <w:bCs/>
-          <w:sz w:val="28"/>
-          <w:szCs w:val="28"/>
-          <w:lang w:val="en-US"/>
-        </w:rPr>
-        <w:t>ReadCookieServlet.java.</w:t>
+          <w:lang w:val="en-RU"/>
+        </w:rPr>
+        <w:t>Файл ReadCookieServlet.java.</w:t>
       </w:r>
     </w:p>
     <w:p>
@@ -4611,6 +4590,7 @@
           <w:bCs/>
           <w:sz w:val="28"/>
           <w:szCs w:val="28"/>
+          <w:lang w:val="en-RU"/>
         </w:rPr>
       </w:pPr>
       <w:r>
@@ -4620,30 +4600,9 @@
           <w:bCs/>
           <w:sz w:val="28"/>
           <w:szCs w:val="28"/>
-        </w:rPr>
-        <w:t>Файл</w:t>
-      </w:r>
-      <w:r>
-        <w:rPr>
-          <w:rFonts w:ascii="Times New Roman" w:hAnsi="Times New Roman" w:cs="Times New Roman"/>
-          <w:b/>
-          <w:bCs/>
-          <w:sz w:val="28"/>
-          <w:szCs w:val="28"/>
-          <w:lang w:val="en-US"/>
-        </w:rPr>
-        <w:t xml:space="preserve"> </w:t>
-      </w:r>
-      <w:r>
-        <w:rPr>
-          <w:rFonts w:ascii="Times New Roman" w:hAnsi="Times New Roman" w:cs="Times New Roman"/>
-          <w:b/>
-          <w:bCs/>
-          <w:sz w:val="28"/>
-          <w:szCs w:val="28"/>
-          <w:lang w:val="en-US"/>
-        </w:rPr>
-        <w:t>SessionServlet.java.</w:t>
+          <w:lang w:val="en-RU"/>
+        </w:rPr>
+        <w:t>Файл SessionServlet.java.</w:t>
       </w:r>
     </w:p>
     <w:p>
@@ -5931,6 +5890,7 @@
           <w:bCs/>
           <w:sz w:val="28"/>
           <w:szCs w:val="28"/>
+          <w:lang w:val="en-RU"/>
         </w:rPr>
       </w:pPr>
     </w:p>
@@ -5942,6 +5902,7 @@
           <w:bCs/>
           <w:sz w:val="28"/>
           <w:szCs w:val="28"/>
+          <w:lang w:val="en-RU"/>
         </w:rPr>
       </w:pPr>
     </w:p>
@@ -5953,6 +5914,7 @@
           <w:bCs/>
           <w:sz w:val="28"/>
           <w:szCs w:val="28"/>
+          <w:lang w:val="en-RU"/>
         </w:rPr>
       </w:pPr>
     </w:p>
@@ -5964,6 +5926,7 @@
           <w:bCs/>
           <w:sz w:val="28"/>
           <w:szCs w:val="28"/>
+          <w:lang w:val="en-RU"/>
         </w:rPr>
       </w:pPr>
     </w:p>
@@ -5975,6 +5938,7 @@
           <w:bCs/>
           <w:sz w:val="28"/>
           <w:szCs w:val="28"/>
+          <w:lang w:val="en-RU"/>
         </w:rPr>
       </w:pPr>
     </w:p>
@@ -5986,6 +5950,7 @@
           <w:bCs/>
           <w:sz w:val="28"/>
           <w:szCs w:val="28"/>
+          <w:lang w:val="en-RU"/>
         </w:rPr>
       </w:pPr>
     </w:p>
@@ -5997,6 +5962,7 @@
           <w:bCs/>
           <w:sz w:val="28"/>
           <w:szCs w:val="28"/>
+          <w:lang w:val="en-RU"/>
         </w:rPr>
       </w:pPr>
     </w:p>
@@ -6008,6 +5974,7 @@
           <w:bCs/>
           <w:sz w:val="28"/>
           <w:szCs w:val="28"/>
+          <w:lang w:val="en-RU"/>
         </w:rPr>
       </w:pPr>
     </w:p>
@@ -6019,6 +5986,7 @@
           <w:bCs/>
           <w:sz w:val="28"/>
           <w:szCs w:val="28"/>
+          <w:lang w:val="en-RU"/>
         </w:rPr>
       </w:pPr>
     </w:p>
@@ -6030,6 +5998,7 @@
           <w:bCs/>
           <w:sz w:val="28"/>
           <w:szCs w:val="28"/>
+          <w:lang w:val="en-RU"/>
         </w:rPr>
       </w:pPr>
     </w:p>
@@ -6057,6 +6026,9 @@
     </w:p>
     <w:p>
       <w:r>
+        <w:rPr>
+          <w:noProof/>
+        </w:rPr>
         <w:drawing>
           <wp:inline distT="0" distB="0" distL="0" distR="0" wp14:anchorId="55F73259" wp14:editId="12055B15">
             <wp:extent cx="5731510" cy="3343275"/>
@@ -6128,7 +6100,6 @@
         </w:rPr>
         <w:t>.</w:t>
       </w:r>
-      <w:proofErr w:type="spellStart"/>
       <w:r>
         <w:rPr>
           <w:rFonts w:ascii="Times New Roman" w:hAnsi="Times New Roman" w:cs="Times New Roman"/>
@@ -6138,7 +6109,6 @@
         </w:rPr>
         <w:t>jsp</w:t>
       </w:r>
-      <w:proofErr w:type="spellEnd"/>
       <w:r>
         <w:rPr>
           <w:rFonts w:ascii="Times New Roman" w:hAnsi="Times New Roman" w:cs="Times New Roman"/>
@@ -6158,6 +6128,9 @@
     </w:p>
     <w:p>
       <w:r>
+        <w:rPr>
+          <w:noProof/>
+        </w:rPr>
         <w:drawing>
           <wp:inline distT="0" distB="0" distL="0" distR="0" wp14:anchorId="799FF387" wp14:editId="6DEFB9C7">
             <wp:extent cx="5731510" cy="3343275"/>
@@ -6229,7 +6202,6 @@
         </w:rPr>
         <w:t xml:space="preserve"> (</w:t>
       </w:r>
-      <w:proofErr w:type="spellStart"/>
       <w:r>
         <w:rPr>
           <w:rFonts w:ascii="Times New Roman" w:hAnsi="Times New Roman" w:cs="Times New Roman"/>
@@ -6239,7 +6211,6 @@
         </w:rPr>
         <w:t>CookieServlet</w:t>
       </w:r>
-      <w:proofErr w:type="spellEnd"/>
       <w:r>
         <w:rPr>
           <w:rFonts w:ascii="Times New Roman" w:hAnsi="Times New Roman" w:cs="Times New Roman"/>
@@ -6256,6 +6227,9 @@
         </w:rPr>
       </w:pPr>
       <w:r>
+        <w:rPr>
+          <w:noProof/>
+        </w:rPr>
         <w:lastRenderedPageBreak/>
         <w:drawing>
           <wp:inline distT="0" distB="0" distL="0" distR="0" wp14:anchorId="2F0AFA35" wp14:editId="2A4E0176">
@@ -6328,7 +6302,6 @@
         </w:rPr>
         <w:t xml:space="preserve"> (</w:t>
       </w:r>
-      <w:proofErr w:type="spellStart"/>
       <w:r>
         <w:rPr>
           <w:rFonts w:ascii="Times New Roman" w:hAnsi="Times New Roman" w:cs="Times New Roman"/>
@@ -6338,7 +6311,6 @@
         </w:rPr>
         <w:t>ReadCookieServlet</w:t>
       </w:r>
-      <w:proofErr w:type="spellEnd"/>
       <w:r>
         <w:rPr>
           <w:rFonts w:ascii="Times New Roman" w:hAnsi="Times New Roman" w:cs="Times New Roman"/>
@@ -6356,6 +6328,7 @@
       </w:pPr>
       <w:r>
         <w:rPr>
+          <w:noProof/>
           <w:lang w:val="en-US"/>
         </w:rPr>
         <w:drawing>
@@ -6413,7 +6386,6 @@
         </w:rPr>
         <w:t>Рис. 4. Страница с отображением счётчика обращений к странице в рамках сессии (</w:t>
       </w:r>
-      <w:proofErr w:type="spellStart"/>
       <w:r>
         <w:rPr>
           <w:rFonts w:ascii="Times New Roman" w:hAnsi="Times New Roman" w:cs="Times New Roman"/>
@@ -6423,7 +6395,6 @@
         </w:rPr>
         <w:t>SessionServlet</w:t>
       </w:r>
-      <w:proofErr w:type="spellEnd"/>
       <w:r>
         <w:rPr>
           <w:rFonts w:ascii="Times New Roman" w:hAnsi="Times New Roman" w:cs="Times New Roman"/>
@@ -6518,27 +6489,7 @@
           <w:sz w:val="28"/>
           <w:szCs w:val="28"/>
         </w:rPr>
-        <w:t xml:space="preserve">– через </w:t>
-      </w:r>
-      <w:proofErr w:type="spellStart"/>
-      <w:r>
-        <w:rPr>
-          <w:rFonts w:ascii="Times New Roman" w:hAnsi="Times New Roman" w:cs="Times New Roman"/>
-          <w:bCs/>
-          <w:sz w:val="28"/>
-          <w:szCs w:val="28"/>
-        </w:rPr>
-        <w:t>Cookie</w:t>
-      </w:r>
-      <w:proofErr w:type="spellEnd"/>
-      <w:r>
-        <w:rPr>
-          <w:rFonts w:ascii="Times New Roman" w:hAnsi="Times New Roman" w:cs="Times New Roman"/>
-          <w:bCs/>
-          <w:sz w:val="28"/>
-          <w:szCs w:val="28"/>
-        </w:rPr>
-        <w:t>, сохраняемые в браузере;</w:t>
+        <w:t>– через Cookie, сохраняемые в браузере;</w:t>
       </w:r>
     </w:p>
     <w:p>
@@ -6560,27 +6511,7 @@
           <w:sz w:val="28"/>
           <w:szCs w:val="28"/>
         </w:rPr>
-        <w:t xml:space="preserve">– через </w:t>
-      </w:r>
-      <w:proofErr w:type="spellStart"/>
-      <w:r>
-        <w:rPr>
-          <w:rFonts w:ascii="Times New Roman" w:hAnsi="Times New Roman" w:cs="Times New Roman"/>
-          <w:bCs/>
-          <w:sz w:val="28"/>
-          <w:szCs w:val="28"/>
-        </w:rPr>
-        <w:t>HttpSession</w:t>
-      </w:r>
-      <w:proofErr w:type="spellEnd"/>
-      <w:r>
-        <w:rPr>
-          <w:rFonts w:ascii="Times New Roman" w:hAnsi="Times New Roman" w:cs="Times New Roman"/>
-          <w:bCs/>
-          <w:sz w:val="28"/>
-          <w:szCs w:val="28"/>
-        </w:rPr>
-        <w:t>, поддерживаемую сервером.</w:t>
+        <w:t>– через HttpSession, поддерживаемую сервером.</w:t>
       </w:r>
     </w:p>
     <w:p>
@@ -6603,6 +6534,55 @@
           <w:szCs w:val="28"/>
         </w:rPr>
         <w:t>Оба метода позволяют сохранять состояние взаимодействия между клиентом и сервером при работе Web-приложения.</w:t>
+      </w:r>
+    </w:p>
+    <w:p>
+      <w:pPr>
+        <w:spacing w:after="0" w:line="360" w:lineRule="auto"/>
+        <w:rPr>
+          <w:rFonts w:ascii="Times New Roman" w:hAnsi="Times New Roman" w:cs="Times New Roman"/>
+          <w:b/>
+          <w:sz w:val="28"/>
+          <w:szCs w:val="28"/>
+        </w:rPr>
+      </w:pPr>
+      <w:r>
+        <w:rPr>
+          <w:rFonts w:ascii="Times New Roman" w:hAnsi="Times New Roman" w:cs="Times New Roman"/>
+          <w:b/>
+          <w:sz w:val="28"/>
+          <w:szCs w:val="28"/>
+        </w:rPr>
+        <w:t>Ссылка на репозиторий с исходным кодом.</w:t>
+      </w:r>
+    </w:p>
+    <w:p>
+      <w:pPr>
+        <w:spacing w:after="0" w:line="360" w:lineRule="auto"/>
+        <w:rPr>
+          <w:rFonts w:ascii="Times New Roman" w:hAnsi="Times New Roman" w:cs="Times New Roman"/>
+          <w:bCs/>
+          <w:sz w:val="28"/>
+          <w:szCs w:val="28"/>
+        </w:rPr>
+      </w:pPr>
+      <w:r>
+        <w:rPr>
+          <w:rFonts w:ascii="Times New Roman" w:hAnsi="Times New Roman" w:cs="Times New Roman"/>
+          <w:bCs/>
+          <w:sz w:val="28"/>
+          <w:szCs w:val="28"/>
+        </w:rPr>
+        <w:t>https://github.com/petrukpyotr/university/tree/main/bachelor-3/semester-1/web-programming/labs/lab</w:t>
+      </w:r>
+      <w:r>
+        <w:rPr>
+          <w:rFonts w:ascii="Times New Roman" w:hAnsi="Times New Roman" w:cs="Times New Roman"/>
+          <w:bCs/>
+          <w:sz w:val="28"/>
+          <w:szCs w:val="28"/>
+        </w:rPr>
+        <w:t>7</w:t>
       </w:r>
     </w:p>
     <w:p>
